--- a/docs/12_Project_Guide.docx
+++ b/docs/12_Project_Guide.docx
@@ -145,7 +145,7 @@
                 <w:color w:val="111111"/>
                 <w:sz w:val="20"/>
               </w:rPr>
-              <w:t>1.1</w:t>
+              <w:t>1.2</w:t>
             </w:r>
           </w:p>
         </w:tc>
@@ -181,7 +181,7 @@
                 <w:color w:val="111111"/>
                 <w:sz w:val="20"/>
               </w:rPr>
-              <w:t>2026-08-31</w:t>
+              <w:t>2026-09-03</w:t>
             </w:r>
           </w:p>
         </w:tc>
@@ -584,7 +584,7 @@
                 <w:color w:val="111111"/>
                 <w:sz w:val="20"/>
               </w:rPr>
-              <w:t>Not required</w:t>
+              <w:t>No local install required</w:t>
             </w:r>
             <w:r>
               <w:rPr>
@@ -593,7 +593,41 @@
                 <w:color w:val="111111"/>
                 <w:sz w:val="20"/>
               </w:rPr>
-              <w:t xml:space="preserve"> — an embedded in-memory MongoDB runs automatically</w:t>
+              <w:t xml:space="preserve"> — the project connects to a MongoDB Atlas cluster via </w:t>
+            </w:r>
+            <w:r>
+              <w:rPr>
+                <w:rFonts w:ascii="Consolas" w:hAnsi="Consolas"/>
+                <w:color w:val="333333"/>
+                <w:sz w:val="18"/>
+              </w:rPr>
+              <w:t>MONGO_URI</w:t>
+            </w:r>
+            <w:r>
+              <w:rPr>
+                <w:rFonts w:ascii="Calibri" w:hAnsi="Calibri"/>
+                <w:b w:val="0"/>
+                <w:color w:val="111111"/>
+                <w:sz w:val="20"/>
+              </w:rPr>
+              <w:t xml:space="preserve">; an embedded MongoDB starts automatically as a fallback when </w:t>
+            </w:r>
+            <w:r>
+              <w:rPr>
+                <w:rFonts w:ascii="Consolas" w:hAnsi="Consolas"/>
+                <w:color w:val="333333"/>
+                <w:sz w:val="18"/>
+              </w:rPr>
+              <w:t>MONGO_URI</w:t>
+            </w:r>
+            <w:r>
+              <w:rPr>
+                <w:rFonts w:ascii="Calibri" w:hAnsi="Calibri"/>
+                <w:b w:val="0"/>
+                <w:color w:val="111111"/>
+                <w:sz w:val="20"/>
+              </w:rPr>
+              <w:t xml:space="preserve"> is blank</w:t>
             </w:r>
           </w:p>
         </w:tc>
@@ -1226,7 +1260,25 @@
                 <w:color w:val="111111"/>
                 <w:sz w:val="20"/>
               </w:rPr>
-              <w:t>Switches AI from the deterministic mock to real Gemini (structured outputs, schema-validated). Without it, everything still works offline.</w:t>
+              <w:t xml:space="preserve">Switches AI from the deterministic mock to real Gemini (structured outputs, schema-validated). Without it, everything still works offline. Pays for </w:t>
+            </w:r>
+            <w:r>
+              <w:rPr>
+                <w:rFonts w:ascii="Calibri" w:hAnsi="Calibri"/>
+                <w:b/>
+                <w:color w:val="111111"/>
+                <w:sz w:val="20"/>
+              </w:rPr>
+              <w:t>Ask AI</w:t>
+            </w:r>
+            <w:r>
+              <w:rPr>
+                <w:rFonts w:ascii="Calibri" w:hAnsi="Calibri"/>
+                <w:b w:val="0"/>
+                <w:color w:val="111111"/>
+                <w:sz w:val="20"/>
+              </w:rPr>
+              <w:t>, and acts as the fallback credential for every other AI feature.</w:t>
             </w:r>
           </w:p>
         </w:tc>
@@ -1261,7 +1313,7 @@
                 <w:color w:val="111111"/>
                 <w:sz w:val="20"/>
               </w:rPr>
-              <w:t>Optional second key. Free-tier quota is per key, so a second key doubles capacity for the AI decision paths.</w:t>
+              <w:t>Optional second key. Pays for the heavier AI features — adaptive diagnostic and its prefetch, lesson adaptation, code evaluation, Dojo critique, Career Autopilot and Freelance Launchpad — so bulk generation can't starve the chat. It's a preference, not a wall: each feature still tries the other key, then the mock. Leave it unset and everything runs on the first key.</w:t>
             </w:r>
           </w:p>
         </w:tc>
@@ -1400,7 +1452,58 @@
                 <w:color w:val="111111"/>
                 <w:sz w:val="20"/>
               </w:rPr>
-              <w:t>Point at MongoDB Atlas / local mongod for persistent data. Empty = embedded ephemeral DB (resets on restart).</w:t>
+              <w:t xml:space="preserve">Set to the project's MongoDB Atlas cluster (database </w:t>
+            </w:r>
+            <w:r>
+              <w:rPr>
+                <w:rFonts w:ascii="Consolas" w:hAnsi="Consolas"/>
+                <w:color w:val="333333"/>
+                <w:sz w:val="18"/>
+              </w:rPr>
+              <w:t>adaptive_learning</w:t>
+            </w:r>
+            <w:r>
+              <w:rPr>
+                <w:rFonts w:ascii="Calibri" w:hAnsi="Calibri"/>
+                <w:b w:val="0"/>
+                <w:color w:val="111111"/>
+                <w:sz w:val="20"/>
+              </w:rPr>
+              <w:t xml:space="preserve">). Keep the database name in the path or Mongoose silently writes to a </w:t>
+            </w:r>
+            <w:r>
+              <w:rPr>
+                <w:rFonts w:ascii="Consolas" w:hAnsi="Consolas"/>
+                <w:color w:val="333333"/>
+                <w:sz w:val="18"/>
+              </w:rPr>
+              <w:t>test</w:t>
+            </w:r>
+            <w:r>
+              <w:rPr>
+                <w:rFonts w:ascii="Calibri" w:hAnsi="Calibri"/>
+                <w:b w:val="0"/>
+                <w:color w:val="111111"/>
+                <w:sz w:val="20"/>
+              </w:rPr>
+              <w:t xml:space="preserve"> database. Blank = embedded dev DB persisted at </w:t>
+            </w:r>
+            <w:r>
+              <w:rPr>
+                <w:rFonts w:ascii="Consolas" w:hAnsi="Consolas"/>
+                <w:color w:val="333333"/>
+                <w:sz w:val="18"/>
+              </w:rPr>
+              <w:t>server/mongo-data/</w:t>
+            </w:r>
+            <w:r>
+              <w:rPr>
+                <w:rFonts w:ascii="Calibri" w:hAnsi="Calibri"/>
+                <w:b w:val="0"/>
+                <w:color w:val="111111"/>
+                <w:sz w:val="20"/>
+              </w:rPr>
+              <w:t>.</w:t>
             </w:r>
           </w:p>
         </w:tc>
@@ -4016,7 +4119,7 @@
                 <w:color w:val="111111"/>
                 <w:sz w:val="20"/>
               </w:rPr>
-              <w:t xml:space="preserve">Embedded DB is ephemeral by design; set </w:t>
+              <w:t xml:space="preserve">Data lives in the Atlas cluster named in </w:t>
             </w:r>
             <w:r>
               <w:rPr>
@@ -4033,7 +4136,137 @@
                 <w:color w:val="111111"/>
                 <w:sz w:val="20"/>
               </w:rPr>
-              <w:t xml:space="preserve"> for persistence</w:t>
+              <w:t xml:space="preserve"> (database </w:t>
+            </w:r>
+            <w:r>
+              <w:rPr>
+                <w:rFonts w:ascii="Consolas" w:hAnsi="Consolas"/>
+                <w:color w:val="333333"/>
+                <w:sz w:val="18"/>
+              </w:rPr>
+              <w:t>adaptive_learning</w:t>
+            </w:r>
+            <w:r>
+              <w:rPr>
+                <w:rFonts w:ascii="Calibri" w:hAnsi="Calibri"/>
+                <w:b w:val="0"/>
+                <w:color w:val="111111"/>
+                <w:sz w:val="20"/>
+              </w:rPr>
+              <w:t xml:space="preserve">) — check Atlas → Browse Collections. On the embedded fallback, delete </w:t>
+            </w:r>
+            <w:r>
+              <w:rPr>
+                <w:rFonts w:ascii="Consolas" w:hAnsi="Consolas"/>
+                <w:color w:val="333333"/>
+                <w:sz w:val="18"/>
+              </w:rPr>
+              <w:t>server/mongo-data/</w:t>
+            </w:r>
+            <w:r>
+              <w:rPr>
+                <w:rFonts w:ascii="Calibri" w:hAnsi="Calibri"/>
+                <w:b w:val="0"/>
+                <w:color w:val="111111"/>
+                <w:sz w:val="20"/>
+              </w:rPr>
+              <w:t xml:space="preserve"> only when you </w:t>
+            </w:r>
+            <w:r>
+              <w:rPr>
+                <w:rFonts w:ascii="Calibri" w:hAnsi="Calibri"/>
+                <w:i/>
+                <w:color w:val="111111"/>
+                <w:sz w:val="20"/>
+              </w:rPr>
+              <w:t>want</w:t>
+            </w:r>
+            <w:r>
+              <w:rPr>
+                <w:rFonts w:ascii="Calibri" w:hAnsi="Calibri"/>
+                <w:b w:val="0"/>
+                <w:color w:val="111111"/>
+                <w:sz w:val="20"/>
+              </w:rPr>
+              <w:t xml:space="preserve"> a reset</w:t>
+            </w:r>
+          </w:p>
+        </w:tc>
+      </w:tr>
+      <w:tr>
+        <w:tc>
+          <w:tcPr>
+            <w:tcW w:type="dxa" w:w="4320"/>
+          </w:tcPr>
+          <w:p>
+            <w:r/>
+            <w:r>
+              <w:rPr>
+                <w:rFonts w:ascii="Calibri" w:hAnsi="Calibri"/>
+                <w:b w:val="0"/>
+                <w:color w:val="111111"/>
+                <w:sz w:val="20"/>
+              </w:rPr>
+              <w:t xml:space="preserve">Boot fails with </w:t>
+            </w:r>
+            <w:r>
+              <w:rPr>
+                <w:rFonts w:ascii="Consolas" w:hAnsi="Consolas"/>
+                <w:color w:val="333333"/>
+                <w:sz w:val="18"/>
+              </w:rPr>
+              <w:t>MongooseServerSelectionError</w:t>
+            </w:r>
+            <w:r>
+              <w:rPr>
+                <w:rFonts w:ascii="Calibri" w:hAnsi="Calibri"/>
+                <w:b w:val="0"/>
+                <w:color w:val="111111"/>
+                <w:sz w:val="20"/>
+              </w:rPr>
+              <w:t xml:space="preserve"> / </w:t>
+            </w:r>
+            <w:r>
+              <w:rPr>
+                <w:rFonts w:ascii="Consolas" w:hAnsi="Consolas"/>
+                <w:color w:val="333333"/>
+                <w:sz w:val="18"/>
+              </w:rPr>
+              <w:t>ReplicaSetNoPrimary</w:t>
+            </w:r>
+          </w:p>
+        </w:tc>
+        <w:tc>
+          <w:tcPr>
+            <w:tcW w:type="dxa" w:w="4320"/>
+          </w:tcPr>
+          <w:p>
+            <w:r/>
+            <w:r>
+              <w:rPr>
+                <w:rFonts w:ascii="Calibri" w:hAnsi="Calibri"/>
+                <w:b w:val="0"/>
+                <w:color w:val="111111"/>
+                <w:sz w:val="20"/>
+              </w:rPr>
+              <w:t xml:space="preserve">Atlas is unreachable: verify the machine's IP is in Atlas → Network Access, and keep </w:t>
+            </w:r>
+            <w:r>
+              <w:rPr>
+                <w:rFonts w:ascii="Consolas" w:hAnsi="Consolas"/>
+                <w:color w:val="333333"/>
+                <w:sz w:val="18"/>
+              </w:rPr>
+              <w:t>serverSelectionTimeoutMS</w:t>
+            </w:r>
+            <w:r>
+              <w:rPr>
+                <w:rFonts w:ascii="Calibri" w:hAnsi="Calibri"/>
+                <w:b w:val="0"/>
+                <w:color w:val="111111"/>
+                <w:sz w:val="20"/>
+              </w:rPr>
+              <w:t xml:space="preserve"> at 30s (cold connects measured 4–10s)</w:t>
             </w:r>
           </w:p>
         </w:tc>
